--- a/Advanced Reactor Materials/Edits for Future Classes.docx
+++ b/Advanced Reactor Materials/Edits for Future Classes.docx
@@ -17,6 +17,13 @@
     <w:p>
       <w:r>
         <w:t>Get clarity on the differences in the He/Na bonded fuel pin designs for UC and UN fuels. What has low TD vs low smear density.</w:t>
+      </w:r>
+    </w:p>
+    <w:p/>
+    <w:p/>
+    <w:p>
+      <w:r>
+        <w:t xml:space="preserve">Try to build some lectures on Accelerated Fuel Qualification. </w:t>
       </w:r>
     </w:p>
     <w:sectPr>
